--- a/src/lib/engines/docx/templates/Form-XXII-Template.docx
+++ b/src/lib/engines/docx/templates/Form-XXII-Template.docx
@@ -1,6 +1,6 @@
 
 <file path=word/document.xml><?xml version="1.0" encoding="utf-8"?>
-<w:document xmlns:wpc="http://schemas.microsoft.com/office/word/2010/wordprocessingCanvas" xmlns:mc="http://schemas.openxmlformats.org/markup-compatibility/2006" xmlns:o="urn:schemas-microsoft-com:office:office" xmlns:r="http://schemas.openxmlformats.org/officeDocument/2006/relationships" xmlns:m="http://schemas.openxmlformats.org/officeDocument/2006/math" xmlns:v="urn:schemas-microsoft-com:vml" xmlns:wp14="http://schemas.microsoft.com/office/word/2010/wordprocessingDrawing" xmlns:wp="http://schemas.openxmlformats.org/drawingml/2006/wordprocessingDrawing" xmlns:w="http://schemas.openxmlformats.org/wordprocessingml/2006/main" xmlns:w14="http://schemas.microsoft.com/office/word/2010/wordml" xmlns:w10="urn:schemas-microsoft-com:office:word" xmlns:w15="http://schemas.microsoft.com/office/word/2012/wordml" xmlns:wpg="http://schemas.microsoft.com/office/word/2010/wordprocessingGroup" xmlns:wpi="http://schemas.microsoft.com/office/word/2010/wordprocessingInk" xmlns:wne="http://schemas.microsoft.com/office/word/2006/wordml" xmlns:wps="http://schemas.microsoft.com/office/word/2010/wordprocessingShape" xmlns:wpsCustomData="http://www.wps.cn/officeDocument/2013/wpsCustomData" mc:Ignorable="w14 w15 wp14">
+<w:document xmlns:wpc="http://schemas.microsoft.com/office/word/2010/wordprocessingCanvas" xmlns:cx="http://schemas.microsoft.com/office/drawing/2014/chartex" xmlns:cx1="http://schemas.microsoft.com/office/drawing/2015/9/8/chartex" xmlns:cx2="http://schemas.microsoft.com/office/drawing/2015/10/21/chartex" xmlns:cx3="http://schemas.microsoft.com/office/drawing/2016/5/9/chartex" xmlns:cx4="http://schemas.microsoft.com/office/drawing/2016/5/10/chartex" xmlns:cx5="http://schemas.microsoft.com/office/drawing/2016/5/11/chartex" xmlns:cx6="http://schemas.microsoft.com/office/drawing/2016/5/12/chartex" xmlns:cx7="http://schemas.microsoft.com/office/drawing/2016/5/13/chartex" xmlns:cx8="http://schemas.microsoft.com/office/drawing/2016/5/14/chartex" xmlns:mc="http://schemas.openxmlformats.org/markup-compatibility/2006" xmlns:o="urn:schemas-microsoft-com:office:office" xmlns:r="http://schemas.openxmlformats.org/officeDocument/2006/relationships" xmlns:m="http://schemas.openxmlformats.org/officeDocument/2006/math" xmlns:v="urn:schemas-microsoft-com:vml" xmlns:wp14="http://schemas.microsoft.com/office/word/2010/wordprocessingDrawing" xmlns:wp="http://schemas.openxmlformats.org/drawingml/2006/wordprocessingDrawing" xmlns:w="http://schemas.openxmlformats.org/wordprocessingml/2006/main" xmlns:w14="http://schemas.microsoft.com/office/word/2010/wordml" xmlns:w10="urn:schemas-microsoft-com:office:word" xmlns:w15="http://schemas.microsoft.com/office/word/2012/wordml" xmlns:wpg="http://schemas.microsoft.com/office/word/2010/wordprocessingGroup" xmlns:wpi="http://schemas.microsoft.com/office/word/2010/wordprocessingInk" xmlns:wne="http://schemas.microsoft.com/office/word/2006/wordml" xmlns:wps="http://schemas.microsoft.com/office/word/2010/wordprocessingShape" xmlns:wpsCustomData="http://www.wps.cn/officeDocument/2013/wpsCustomData" mc:Ignorable="w14 w15 wp14">
   <w:body>
     <w:p>
       <w:pPr>
@@ -1270,7 +1270,7 @@
     <w:tbl>
       <w:tblPr>
         <w:tblStyle w:val="3"/>
-        <w:tblW w:w="13410" w:type="dxa"/>
+        <w:tblW w:w="14100" w:type="dxa"/>
         <w:tblInd w:w="1440" w:type="dxa"/>
         <w:tblBorders>
           <w:top w:val="single" w:color="auto" w:sz="4" w:space="0"/>
@@ -1298,7 +1298,7 @@
         <w:gridCol w:w="1559"/>
         <w:gridCol w:w="1701"/>
         <w:gridCol w:w="992"/>
-        <w:gridCol w:w="992"/>
+        <w:gridCol w:w="1682"/>
       </w:tblGrid>
       <w:tr>
         <w:tblPrEx>
@@ -1562,7 +1562,7 @@
         </w:tc>
         <w:tc>
           <w:tcPr>
-            <w:tcW w:w="992" w:type="dxa"/>
+            <w:tcW w:w="1682" w:type="dxa"/>
             <w:shd w:val="clear" w:color="auto" w:fill="auto"/>
           </w:tcPr>
           <w:p>
@@ -1860,7 +1860,7 @@
         </w:tc>
         <w:tc>
           <w:tcPr>
-            <w:tcW w:w="992" w:type="dxa"/>
+            <w:tcW w:w="1682" w:type="dxa"/>
             <w:shd w:val="clear" w:color="auto" w:fill="auto"/>
           </w:tcPr>
           <w:p>
@@ -2158,7 +2158,7 @@
         </w:tc>
         <w:tc>
           <w:tcPr>
-            <w:tcW w:w="992" w:type="dxa"/>
+            <w:tcW w:w="1682" w:type="dxa"/>
             <w:shd w:val="clear" w:color="auto" w:fill="auto"/>
           </w:tcPr>
           <w:p>
@@ -2269,12 +2269,30 @@
               <w:spacing w:after="0" w:line="240" w:lineRule="auto"/>
               <w:ind w:left="0"/>
               <w:rPr>
-                <w:rFonts w:ascii="Times New Roman" w:hAnsi="Times New Roman" w:cs="Times New Roman"/>
-                <w:sz w:val="24"/>
-                <w:szCs w:val="24"/>
-                <w:lang w:val="en-US" w:bidi="ar-SA"/>
-              </w:rPr>
-            </w:pPr>
+                <w:rFonts w:hint="default" w:ascii="Times New Roman" w:hAnsi="Times New Roman" w:cs="Times New Roman"/>
+                <w:sz w:val="24"/>
+                <w:szCs w:val="24"/>
+                <w:lang w:val="en-IN" w:bidi="ar-SA"/>
+              </w:rPr>
+            </w:pPr>
+            <w:r>
+              <w:rPr>
+                <w:rFonts w:hint="default" w:ascii="Times New Roman" w:hAnsi="Times New Roman" w:cs="Times New Roman"/>
+                <w:sz w:val="24"/>
+                <w:szCs w:val="24"/>
+                <w:lang w:val="en-IN" w:bidi="ar-SA"/>
+              </w:rPr>
+              <w:t>{Dev</w:t>
+            </w:r>
+            <w:r>
+              <w:rPr>
+                <w:rFonts w:hint="default" w:ascii="Times New Roman" w:hAnsi="Times New Roman" w:cs="Times New Roman"/>
+                <w:sz w:val="24"/>
+                <w:szCs w:val="24"/>
+                <w:lang w:val="en-US" w:bidi="ar-SA"/>
+              </w:rPr>
+              <w:t>Excavating}</w:t>
+            </w:r>
           </w:p>
         </w:tc>
         <w:tc>
@@ -2294,6 +2312,24 @@
                 <w:lang w:val="en-US" w:bidi="ar-SA"/>
               </w:rPr>
             </w:pPr>
+            <w:r>
+              <w:rPr>
+                <w:rFonts w:hint="default" w:ascii="Times New Roman" w:hAnsi="Times New Roman" w:cs="Times New Roman"/>
+                <w:sz w:val="24"/>
+                <w:szCs w:val="24"/>
+                <w:lang w:val="en-IN" w:bidi="ar-SA"/>
+              </w:rPr>
+              <w:t>{Dev</w:t>
+            </w:r>
+            <w:r>
+              <w:rPr>
+                <w:rFonts w:hint="default" w:ascii="Times New Roman" w:hAnsi="Times New Roman" w:cs="Times New Roman"/>
+                <w:sz w:val="24"/>
+                <w:szCs w:val="24"/>
+                <w:lang w:val="en-US" w:bidi="ar-SA"/>
+              </w:rPr>
+              <w:t>SafetyZone}</w:t>
+            </w:r>
           </w:p>
         </w:tc>
         <w:tc>
@@ -2313,6 +2349,24 @@
                 <w:lang w:val="en-US" w:bidi="ar-SA"/>
               </w:rPr>
             </w:pPr>
+            <w:r>
+              <w:rPr>
+                <w:rFonts w:hint="default" w:ascii="Times New Roman" w:hAnsi="Times New Roman" w:cs="Times New Roman"/>
+                <w:sz w:val="24"/>
+                <w:szCs w:val="24"/>
+                <w:lang w:val="en-IN" w:bidi="ar-SA"/>
+              </w:rPr>
+              <w:t>{Dev</w:t>
+            </w:r>
+            <w:r>
+              <w:rPr>
+                <w:rFonts w:hint="default" w:ascii="Times New Roman" w:hAnsi="Times New Roman" w:cs="Times New Roman"/>
+                <w:sz w:val="24"/>
+                <w:szCs w:val="24"/>
+                <w:lang w:val="en-US" w:bidi="ar-SA"/>
+              </w:rPr>
+              <w:t>ObDump}</w:t>
+            </w:r>
           </w:p>
         </w:tc>
         <w:tc>
@@ -2332,6 +2386,24 @@
                 <w:lang w:val="en-US" w:bidi="ar-SA"/>
               </w:rPr>
             </w:pPr>
+            <w:r>
+              <w:rPr>
+                <w:rFonts w:hint="default" w:ascii="Times New Roman" w:hAnsi="Times New Roman" w:cs="Times New Roman"/>
+                <w:sz w:val="24"/>
+                <w:szCs w:val="24"/>
+                <w:lang w:val="en-IN" w:bidi="ar-SA"/>
+              </w:rPr>
+              <w:t>{Dev</w:t>
+            </w:r>
+            <w:r>
+              <w:rPr>
+                <w:rFonts w:hint="default" w:ascii="Times New Roman" w:hAnsi="Times New Roman" w:cs="Times New Roman"/>
+                <w:sz w:val="24"/>
+                <w:szCs w:val="24"/>
+                <w:lang w:val="en-US" w:bidi="ar-SA"/>
+              </w:rPr>
+              <w:t>Infrastructure}</w:t>
+            </w:r>
           </w:p>
         </w:tc>
         <w:tc>
@@ -2351,6 +2423,24 @@
                 <w:lang w:val="en-US" w:bidi="ar-SA"/>
               </w:rPr>
             </w:pPr>
+            <w:r>
+              <w:rPr>
+                <w:rFonts w:hint="default" w:ascii="Times New Roman" w:hAnsi="Times New Roman" w:cs="Times New Roman"/>
+                <w:sz w:val="24"/>
+                <w:szCs w:val="24"/>
+                <w:lang w:val="en-IN" w:bidi="ar-SA"/>
+              </w:rPr>
+              <w:t>{Dev</w:t>
+            </w:r>
+            <w:r>
+              <w:rPr>
+                <w:rFonts w:hint="default" w:ascii="Times New Roman" w:hAnsi="Times New Roman" w:cs="Times New Roman"/>
+                <w:sz w:val="24"/>
+                <w:szCs w:val="24"/>
+                <w:lang w:val="en-US" w:bidi="ar-SA"/>
+              </w:rPr>
+              <w:t>Diversion}</w:t>
+            </w:r>
           </w:p>
         </w:tc>
         <w:tc>
@@ -2370,6 +2460,24 @@
                 <w:lang w:val="en-US" w:bidi="ar-SA"/>
               </w:rPr>
             </w:pPr>
+            <w:r>
+              <w:rPr>
+                <w:rFonts w:hint="default" w:ascii="Times New Roman" w:hAnsi="Times New Roman" w:cs="Times New Roman"/>
+                <w:sz w:val="24"/>
+                <w:szCs w:val="24"/>
+                <w:lang w:val="en-IN" w:bidi="ar-SA"/>
+              </w:rPr>
+              <w:t>{Dev</w:t>
+            </w:r>
+            <w:r>
+              <w:rPr>
+                <w:rFonts w:hint="default" w:ascii="Times New Roman" w:hAnsi="Times New Roman" w:cs="Times New Roman"/>
+                <w:sz w:val="24"/>
+                <w:szCs w:val="24"/>
+                <w:lang w:val="en-US" w:bidi="ar-SA"/>
+              </w:rPr>
+              <w:t>Rehabilitation}</w:t>
+            </w:r>
           </w:p>
         </w:tc>
         <w:tc>
@@ -2389,25 +2497,61 @@
                 <w:lang w:val="en-US" w:bidi="ar-SA"/>
               </w:rPr>
             </w:pPr>
-          </w:p>
-        </w:tc>
-        <w:tc>
-          <w:tcPr>
-            <w:tcW w:w="992" w:type="dxa"/>
-            <w:shd w:val="clear" w:color="auto" w:fill="auto"/>
-          </w:tcPr>
-          <w:p>
-            <w:pPr>
-              <w:pStyle w:val="6"/>
-              <w:spacing w:after="0" w:line="240" w:lineRule="auto"/>
-              <w:ind w:left="0"/>
-              <w:rPr>
-                <w:rFonts w:ascii="Times New Roman" w:hAnsi="Times New Roman" w:cs="Times New Roman"/>
-                <w:sz w:val="24"/>
-                <w:szCs w:val="24"/>
-                <w:lang w:val="en-US" w:bidi="ar-SA"/>
-              </w:rPr>
-            </w:pPr>
+            <w:r>
+              <w:rPr>
+                <w:rFonts w:hint="default" w:ascii="Times New Roman" w:hAnsi="Times New Roman" w:cs="Times New Roman"/>
+                <w:sz w:val="24"/>
+                <w:szCs w:val="24"/>
+                <w:lang w:val="en-IN" w:bidi="ar-SA"/>
+              </w:rPr>
+              <w:t>{Dev</w:t>
+            </w:r>
+            <w:r>
+              <w:rPr>
+                <w:rFonts w:hint="default" w:ascii="Times New Roman" w:hAnsi="Times New Roman" w:cs="Times New Roman"/>
+                <w:sz w:val="24"/>
+                <w:szCs w:val="24"/>
+                <w:lang w:val="en-US" w:bidi="ar-SA"/>
+              </w:rPr>
+              <w:t>Other}</w:t>
+            </w:r>
+          </w:p>
+        </w:tc>
+        <w:tc>
+          <w:tcPr>
+            <w:tcW w:w="1682" w:type="dxa"/>
+            <w:shd w:val="clear" w:color="auto" w:fill="auto"/>
+          </w:tcPr>
+          <w:p>
+            <w:pPr>
+              <w:pStyle w:val="6"/>
+              <w:spacing w:after="0" w:line="240" w:lineRule="auto"/>
+              <w:ind w:left="0"/>
+              <w:rPr>
+                <w:rFonts w:ascii="Times New Roman" w:hAnsi="Times New Roman" w:cs="Times New Roman"/>
+                <w:sz w:val="24"/>
+                <w:szCs w:val="24"/>
+                <w:lang w:val="en-US" w:bidi="ar-SA"/>
+              </w:rPr>
+            </w:pPr>
+            <w:r>
+              <w:rPr>
+                <w:rFonts w:hint="default" w:ascii="Times New Roman" w:hAnsi="Times New Roman" w:cs="Times New Roman"/>
+                <w:sz w:val="24"/>
+                <w:szCs w:val="24"/>
+                <w:lang w:val="en-IN" w:bidi="ar-SA"/>
+              </w:rPr>
+              <w:t>{DevUseTotal</w:t>
+            </w:r>
+            <w:r>
+              <w:rPr>
+                <w:rFonts w:hint="default" w:ascii="Times New Roman" w:hAnsi="Times New Roman" w:cs="Times New Roman"/>
+                <w:sz w:val="24"/>
+                <w:szCs w:val="24"/>
+                <w:lang w:val="en-US" w:bidi="ar-SA"/>
+              </w:rPr>
+              <w:t>}</w:t>
+            </w:r>
           </w:p>
         </w:tc>
       </w:tr>
@@ -2416,6 +2560,7 @@
       <w:pPr>
         <w:pStyle w:val="6"/>
         <w:numPr>
+          <w:ilvl w:val="0"/>
           <w:numId w:val="0"/>
         </w:numPr>
         <w:spacing w:after="0" w:line="360" w:lineRule="auto"/>
@@ -2427,8 +2572,6 @@
           <w:lang w:val="en-US" w:bidi="ar-SA"/>
         </w:rPr>
       </w:pPr>
-      <w:bookmarkStart w:id="0" w:name="_GoBack"/>
-      <w:bookmarkEnd w:id="0"/>
     </w:p>
     <w:p>
       <w:pPr>
@@ -3074,6 +3217,17 @@
         </w:rPr>
         <w:t xml:space="preserve"> </w:t>
       </w:r>
+      <w:r>
+        <w:rPr>
+          <w:rFonts w:hint="default" w:ascii="Times New Roman" w:hAnsi="Times New Roman" w:cs="Times New Roman"/>
+          <w:b/>
+          <w:bCs/>
+          <w:sz w:val="24"/>
+          <w:szCs w:val="24"/>
+          <w:lang w:val="en-IN" w:bidi="ar-SA"/>
+        </w:rPr>
+        <w:t>{SurpassedProvisions}</w:t>
+      </w:r>
     </w:p>
     <w:p>
       <w:pPr>
@@ -3106,7 +3260,31 @@
           <w:szCs w:val="24"/>
           <w:lang w:val="en-IN" w:bidi="ar-SA"/>
         </w:rPr>
-        <w:t xml:space="preserve"> {RelaxationRequired} {SurpassedProvisions}{CurrentDate}</w:t>
+        <w:t xml:space="preserve"> </w:t>
+      </w:r>
+      <w:bookmarkStart w:id="0" w:name="_GoBack"/>
+      <w:r>
+        <w:rPr>
+          <w:rFonts w:hint="default" w:ascii="Times New Roman" w:hAnsi="Times New Roman" w:cs="Times New Roman"/>
+          <w:b/>
+          <w:bCs/>
+          <w:sz w:val="24"/>
+          <w:szCs w:val="24"/>
+          <w:lang w:val="en-IN" w:bidi="ar-SA"/>
+        </w:rPr>
+        <w:t>{RelaxationRequired}</w:t>
+      </w:r>
+      <w:bookmarkEnd w:id="0"/>
+      <w:r>
+        <w:rPr>
+          <w:rFonts w:hint="default" w:ascii="Times New Roman" w:hAnsi="Times New Roman" w:cs="Times New Roman"/>
+          <w:b/>
+          <w:bCs/>
+          <w:sz w:val="24"/>
+          <w:szCs w:val="24"/>
+          <w:lang w:val="en-IN" w:bidi="ar-SA"/>
+        </w:rPr>
+        <w:t xml:space="preserve"> | {CurrentDate}</w:t>
       </w:r>
     </w:p>
     <w:p>
